--- a/RFI-Docs/Ohio State University 11-18-24--Healing, spiritual purposes drive many veterans’ use of psychedelics.docx
+++ b/RFI-Docs/Ohio State University 11-18-24--Healing, spiritual purposes drive many veterans’ use of psychedelics.docx
@@ -4,8 +4,123 @@
   <w:body>
     <w:p>
       <w:pPr>
+        <w:jc w:val="left"/>
+      </w:pPr>
+      <w:r>
+        <w:rPr>
+          <w:color w:val="646464"/>
+          <w:sz w:val="18"/>
+        </w:rPr>
+        <w:t>Document: Ohio State University 11-18-24--Healing, spiritual purposes drive many veterans’ use of psychedelics.docx</w:t>
+      </w:r>
+    </w:p>
+    <w:p>
+      <w:pPr>
+        <w:jc w:val="left"/>
+      </w:pPr>
+      <w:r>
+        <w:rPr>
+          <w:color w:val="646464"/>
+          <w:sz w:val="18"/>
+        </w:rPr>
+        <w:t>Title: Ohio State University 11-18-24--Healing, spiritual purposes drive many veterans’ use of psychedelics</w:t>
+      </w:r>
+    </w:p>
+    <w:p>
+      <w:pPr>
+        <w:jc w:val="left"/>
+      </w:pPr>
+      <w:r>
+        <w:rPr>
+          <w:color w:val="646464"/>
+          <w:sz w:val="18"/>
+        </w:rPr>
+        <w:t>Topic: Psychedelics | Type: News Articles</w:t>
+      </w:r>
+    </w:p>
+    <w:p>
+      <w:pPr>
+        <w:jc w:val="left"/>
+      </w:pPr>
+      <w:r>
+        <w:rPr>
+          <w:color w:val="646464"/>
+          <w:sz w:val="18"/>
+        </w:rPr>
+        <w:t>Created: 2024-11-19 | By: Richman, Michael (VACO)</w:t>
+      </w:r>
+    </w:p>
+    <w:p>
+      <w:pPr>
+        <w:jc w:val="left"/>
+      </w:pPr>
+      <w:r>
+        <w:rPr>
+          <w:color w:val="646464"/>
+          <w:sz w:val="18"/>
+        </w:rPr>
+        <w:t>Modified: 2024-11-19 | By: Richman, Michael (VACO)</w:t>
+      </w:r>
+    </w:p>
+    <w:p>
+      <w:pPr>
+        <w:jc w:val="left"/>
+      </w:pPr>
+      <w:r>
+        <w:rPr>
+          <w:color w:val="C8C8C8"/>
+          <w:sz w:val="16"/>
+        </w:rPr>
+        <w:t>────────────────────────────────────────────────────────────────────────────────</w:t>
+      </w:r>
+    </w:p>
+    <w:p>
+      <w:pPr>
+        <w:jc w:val="left"/>
+      </w:pPr>
+      <w:r/>
+    </w:p>
+    <w:p>
+      <w:pPr>
+        <w:jc w:val="left"/>
+      </w:pPr>
+      <w:r>
+        <w:rPr>
+          <w:color w:val="646464"/>
+          <w:sz w:val="18"/>
+        </w:rPr>
+        <w:t>Topic: Psychedelics | Type: News Articles</w:t>
+      </w:r>
+    </w:p>
+    <w:p>
+      <w:pPr>
+        <w:jc w:val="left"/>
+      </w:pPr>
+      <w:r>
+        <w:rPr>
+          <w:color w:val="646464"/>
+          <w:sz w:val="18"/>
+        </w:rPr>
+        <w:t>Created: 2024-11-19 | By: Richman, Michael (VACO)</w:t>
+      </w:r>
+    </w:p>
+    <w:p>
+      <w:pPr>
+        <w:jc w:val="left"/>
+      </w:pPr>
+      <w:r>
+        <w:rPr>
+          <w:color w:val="646464"/>
+          <w:sz w:val="18"/>
+        </w:rPr>
+        <w:t>Modified: 2024-11-19 | By: Richman, Michael (VACO)</w:t>
+      </w:r>
+    </w:p>
+    <w:p>
+      <w:pPr>
         <w:shd w:val="clear" w:color="auto" w:fill="F6F7F8"/>
         <w:spacing w:before="100" w:beforeAutospacing="1" w:after="100" w:afterAutospacing="1" w:line="240" w:lineRule="auto"/>
+        <w:jc w:val="left"/>
         <w:outlineLvl w:val="0"/>
         <w:rPr>
           <w:rFonts w:ascii="Georgia" w:eastAsia="Times New Roman" w:hAnsi="Georgia" w:cs="Segoe UI"/>
@@ -20,44 +135,10 @@
       </w:pPr>
       <w:r>
         <w:rPr>
-          <w:rFonts w:ascii="Georgia" w:eastAsia="Times New Roman" w:hAnsi="Georgia" w:cs="Segoe UI"/>
-          <w:b/>
-          <w:bCs/>
-          <w:color w:val="212325"/>
-          <w:kern w:val="36"/>
-          <w:sz w:val="48"/>
-          <w:szCs w:val="48"/>
-          <w14:ligatures w14:val="none"/>
-        </w:rPr>
-        <w:t xml:space="preserve">Healing, spiritual purposes drive many veterans’ </w:t>
-      </w:r>
-      <w:proofErr w:type="gramStart"/>
-      <w:r>
-        <w:rPr>
-          <w:rFonts w:ascii="Georgia" w:eastAsia="Times New Roman" w:hAnsi="Georgia" w:cs="Segoe UI"/>
-          <w:b/>
-          <w:bCs/>
-          <w:color w:val="212325"/>
-          <w:kern w:val="36"/>
-          <w:sz w:val="48"/>
-          <w:szCs w:val="48"/>
-          <w14:ligatures w14:val="none"/>
-        </w:rPr>
-        <w:t>use</w:t>
-      </w:r>
-      <w:proofErr w:type="gramEnd"/>
-      <w:r>
-        <w:rPr>
-          <w:rFonts w:ascii="Georgia" w:eastAsia="Times New Roman" w:hAnsi="Georgia" w:cs="Segoe UI"/>
-          <w:b/>
-          <w:bCs/>
-          <w:color w:val="212325"/>
-          <w:kern w:val="36"/>
-          <w:sz w:val="48"/>
-          <w:szCs w:val="48"/>
-          <w14:ligatures w14:val="none"/>
-        </w:rPr>
-        <w:t xml:space="preserve"> of psychedelics</w:t>
+          <w:color w:val="C8C8C8"/>
+          <w:sz w:val="16"/>
+        </w:rPr>
+        <w:t>────────────────────────────────────────────────────────────────────────────────</w:t>
       </w:r>
     </w:p>
     <w:p>
@@ -73,17 +154,7 @@
           <w14:ligatures w14:val="none"/>
         </w:rPr>
       </w:pPr>
-      <w:r>
-        <w:rPr>
-          <w:rFonts w:ascii="Helvetica" w:eastAsia="Times New Roman" w:hAnsi="Helvetica" w:cs="Helvetica"/>
-          <w:color w:val="212529"/>
-          <w:kern w:val="0"/>
-          <w:sz w:val="24"/>
-          <w:szCs w:val="24"/>
-          <w14:ligatures w14:val="none"/>
-        </w:rPr>
-        <w:t>November 18, 2024</w:t>
-      </w:r>
+      <w:r/>
     </w:p>
     <w:p>
       <w:pPr>
